--- a/docs/análise_45/source/análise_45.docx
+++ b/docs/análise_45/source/análise_45.docx
@@ -708,7 +708,7 @@
                 <w:noProof/>
                 <w:webHidden/>
               </w:rPr>
-              <w:t>12</w:t>
+              <w:t>11</w:t>
             </w:r>
             <w:r>
               <w:rPr>
@@ -776,7 +776,7 @@
                 <w:noProof/>
                 <w:webHidden/>
               </w:rPr>
-              <w:t>12</w:t>
+              <w:t>11</w:t>
             </w:r>
             <w:r>
               <w:rPr>
@@ -1866,7 +1866,7 @@
         <w:t>src/dev_platform/application/user/use_cases.py</w:t>
       </w:r>
       <w:r>
-        <w:t xml:space="preserve"> 6666</w:t>
+        <w:t xml:space="preserve"> </w:t>
       </w:r>
     </w:p>
     <w:p>
@@ -2054,7 +2054,7 @@
           <w:rStyle w:val="CommentTok"/>
           <w:lang w:val="pt-BR"/>
         </w:rPr>
-        <w:t>' é movido para cá, encapsulando a transação. [cite: 152]</w:t>
+        <w:t xml:space="preserve">' é movido para cá, encapsulando a transação. </w:t>
       </w:r>
       <w:r>
         <w:rPr>
@@ -2315,7 +2315,7 @@
           <w:rStyle w:val="CommentTok"/>
           <w:lang w:val="pt-BR"/>
         </w:rPr>
-        <w:t>'. [cite: 154]</w:t>
+        <w:t xml:space="preserve">'. </w:t>
       </w:r>
       <w:r>
         <w:rPr>
@@ -2383,13 +2383,421 @@
           <w:rStyle w:val="CommentTok"/>
           <w:lang w:val="pt-BR"/>
         </w:rPr>
-        <w:t xml:space="preserve"> em caso de exceção. </w:t>
+        <w:t xml:space="preserve"> em caso de exceção.</w:t>
+      </w:r>
+      <w:r>
+        <w:rPr>
+          <w:lang w:val="pt-BR"/>
+        </w:rPr>
+        <w:t xml:space="preserve"> </w:t>
+      </w:r>
+      <w:r>
+        <w:rPr>
+          <w:lang w:val="pt-BR"/>
+        </w:rPr>
+        <w:br/>
+      </w:r>
+      <w:r>
+        <w:rPr>
+          <w:rStyle w:val="NormalTok"/>
+          <w:lang w:val="pt-BR"/>
+        </w:rPr>
+        <w:t xml:space="preserve">        </w:t>
+      </w:r>
+      <w:r>
+        <w:rPr>
+          <w:rStyle w:val="ControlFlowTok"/>
+        </w:rPr>
+        <w:t>try</w:t>
+      </w:r>
+      <w:r>
+        <w:rPr>
+          <w:rStyle w:val="NormalTok"/>
+        </w:rPr>
+        <w:t>:</w:t>
+      </w:r>
+      <w:r>
+        <w:br/>
+      </w:r>
+      <w:r>
+        <w:rPr>
+          <w:rStyle w:val="NormalTok"/>
+        </w:rPr>
+        <w:t xml:space="preserve">            </w:t>
+      </w:r>
+      <w:r>
+        <w:rPr>
+          <w:rStyle w:val="ControlFlowTok"/>
+        </w:rPr>
+        <w:t>await</w:t>
+      </w:r>
+      <w:r>
+        <w:rPr>
+          <w:rStyle w:val="NormalTok"/>
+        </w:rPr>
+        <w:t xml:space="preserve"> </w:t>
+      </w:r>
+      <w:r>
+        <w:rPr>
+          <w:rStyle w:val="VariableTok"/>
+        </w:rPr>
+        <w:t>self</w:t>
+      </w:r>
+      <w:r>
+        <w:rPr>
+          <w:rStyle w:val="NormalTok"/>
+        </w:rPr>
+        <w:t>._</w:t>
+      </w:r>
+      <w:proofErr w:type="spellStart"/>
+      <w:r>
+        <w:rPr>
+          <w:rStyle w:val="NormalTok"/>
+        </w:rPr>
+        <w:t>user_uniqueness_service.ensure_email_is_unique</w:t>
+      </w:r>
+      <w:proofErr w:type="spellEnd"/>
+      <w:r>
+        <w:rPr>
+          <w:rStyle w:val="NormalTok"/>
+        </w:rPr>
+        <w:t>(dto.email)</w:t>
+      </w:r>
+      <w:r>
+        <w:br/>
+      </w:r>
+      <w:r>
+        <w:rPr>
+          <w:rStyle w:val="NormalTok"/>
+        </w:rPr>
+        <w:t xml:space="preserve">            user_to_create </w:t>
+      </w:r>
+      <w:r>
+        <w:rPr>
+          <w:rStyle w:val="OperatorTok"/>
+        </w:rPr>
+        <w:t>=</w:t>
+      </w:r>
+      <w:r>
+        <w:rPr>
+          <w:rStyle w:val="NormalTok"/>
+        </w:rPr>
+        <w:t xml:space="preserve"> User.create(name</w:t>
+      </w:r>
+      <w:r>
+        <w:rPr>
+          <w:rStyle w:val="OperatorTok"/>
+        </w:rPr>
+        <w:t>=</w:t>
+      </w:r>
+      <w:r>
+        <w:rPr>
+          <w:rStyle w:val="NormalTok"/>
+        </w:rPr>
+        <w:t>dto.name, email</w:t>
+      </w:r>
+      <w:r>
+        <w:rPr>
+          <w:rStyle w:val="OperatorTok"/>
+        </w:rPr>
+        <w:t>=</w:t>
+      </w:r>
+      <w:r>
+        <w:rPr>
+          <w:rStyle w:val="NormalTok"/>
+        </w:rPr>
+        <w:t xml:space="preserve">dto.email) </w:t>
       </w:r>
       <w:r>
         <w:rPr>
           <w:rStyle w:val="CommentTok"/>
         </w:rPr>
-        <w:t>[cite: 154]</w:t>
+        <w:t># User é a entidade &lt;&lt;&lt;&lt;&lt;&lt;&lt;</w:t>
+      </w:r>
+      <w:r>
+        <w:br/>
+      </w:r>
+      <w:r>
+        <w:rPr>
+          <w:rStyle w:val="NormalTok"/>
+        </w:rPr>
+        <w:t xml:space="preserve">            </w:t>
+      </w:r>
+      <w:r>
+        <w:rPr>
+          <w:rStyle w:val="ControlFlowTok"/>
+        </w:rPr>
+        <w:t>await</w:t>
+      </w:r>
+      <w:r>
+        <w:rPr>
+          <w:rStyle w:val="NormalTok"/>
+        </w:rPr>
+        <w:t xml:space="preserve"> </w:t>
+      </w:r>
+      <w:r>
+        <w:rPr>
+          <w:rStyle w:val="VariableTok"/>
+        </w:rPr>
+        <w:t>self</w:t>
+      </w:r>
+      <w:r>
+        <w:rPr>
+          <w:rStyle w:val="NormalTok"/>
+        </w:rPr>
+        <w:t>._user_validator.validate(user_to_create)</w:t>
+      </w:r>
+      <w:r>
+        <w:br/>
+      </w:r>
+      <w:r>
+        <w:rPr>
+          <w:rStyle w:val="NormalTok"/>
+        </w:rPr>
+        <w:t xml:space="preserve">            saved_user </w:t>
+      </w:r>
+      <w:r>
+        <w:rPr>
+          <w:rStyle w:val="OperatorTok"/>
+        </w:rPr>
+        <w:t>=</w:t>
+      </w:r>
+      <w:r>
+        <w:rPr>
+          <w:rStyle w:val="NormalTok"/>
+        </w:rPr>
+        <w:t xml:space="preserve"> </w:t>
+      </w:r>
+      <w:r>
+        <w:rPr>
+          <w:rStyle w:val="ControlFlowTok"/>
+        </w:rPr>
+        <w:t>await</w:t>
+      </w:r>
+      <w:r>
+        <w:rPr>
+          <w:rStyle w:val="NormalTok"/>
+        </w:rPr>
+        <w:t xml:space="preserve"> </w:t>
+      </w:r>
+      <w:r>
+        <w:rPr>
+          <w:rStyle w:val="VariableTok"/>
+        </w:rPr>
+        <w:t>self</w:t>
+      </w:r>
+      <w:r>
+        <w:rPr>
+          <w:rStyle w:val="NormalTok"/>
+        </w:rPr>
+        <w:t>._uow.user_repository.add(user_to_create)</w:t>
+      </w:r>
+      <w:r>
+        <w:br/>
+      </w:r>
+      <w:r>
+        <w:rPr>
+          <w:rStyle w:val="NormalTok"/>
+        </w:rPr>
+        <w:t xml:space="preserve">            </w:t>
+      </w:r>
+      <w:r>
+        <w:rPr>
+          <w:rStyle w:val="CommentTok"/>
+        </w:rPr>
+        <w:t xml:space="preserve"># O commit agora é explícito dentro do bloco de sucesso. </w:t>
+      </w:r>
+      <w:r>
+        <w:br/>
+      </w:r>
+      <w:r>
+        <w:rPr>
+          <w:rStyle w:val="NormalTok"/>
+        </w:rPr>
+        <w:t xml:space="preserve">            </w:t>
+      </w:r>
+      <w:r>
+        <w:rPr>
+          <w:rStyle w:val="ControlFlowTok"/>
+        </w:rPr>
+        <w:t>await</w:t>
+      </w:r>
+      <w:r>
+        <w:rPr>
+          <w:rStyle w:val="NormalTok"/>
+        </w:rPr>
+        <w:t xml:space="preserve"> </w:t>
+      </w:r>
+      <w:r>
+        <w:rPr>
+          <w:rStyle w:val="VariableTok"/>
+        </w:rPr>
+        <w:t>self</w:t>
+      </w:r>
+      <w:r>
+        <w:rPr>
+          <w:rStyle w:val="NormalTok"/>
+        </w:rPr>
+        <w:t>._uow.commit()</w:t>
+      </w:r>
+      <w:r>
+        <w:br/>
+      </w:r>
+      <w:r>
+        <w:rPr>
+          <w:rStyle w:val="NormalTok"/>
+        </w:rPr>
+        <w:t xml:space="preserve">            </w:t>
+      </w:r>
+      <w:r>
+        <w:rPr>
+          <w:rStyle w:val="VariableTok"/>
+        </w:rPr>
+        <w:t>self</w:t>
+      </w:r>
+      <w:r>
+        <w:rPr>
+          <w:rStyle w:val="NormalTok"/>
+        </w:rPr>
+        <w:t>._logger.info(</w:t>
+      </w:r>
+      <w:r>
+        <w:br/>
+      </w:r>
+      <w:r>
+        <w:rPr>
+          <w:rStyle w:val="NormalTok"/>
+        </w:rPr>
+        <w:t xml:space="preserve">                </w:t>
+      </w:r>
+      <w:r>
+        <w:rPr>
+          <w:rStyle w:val="StringTok"/>
+        </w:rPr>
+        <w:t>"Usuário criado com sucesso"</w:t>
+      </w:r>
+      <w:r>
+        <w:rPr>
+          <w:rStyle w:val="NormalTok"/>
+        </w:rPr>
+        <w:t>,</w:t>
+      </w:r>
+      <w:r>
+        <w:br/>
+      </w:r>
+      <w:r>
+        <w:rPr>
+          <w:rStyle w:val="NormalTok"/>
+        </w:rPr>
+        <w:t xml:space="preserve">                user_id</w:t>
+      </w:r>
+      <w:r>
+        <w:rPr>
+          <w:rStyle w:val="OperatorTok"/>
+        </w:rPr>
+        <w:t>=</w:t>
+      </w:r>
+      <w:r>
+        <w:rPr>
+          <w:rStyle w:val="NormalTok"/>
+        </w:rPr>
+        <w:t>saved_user.</w:t>
+      </w:r>
+      <w:r>
+        <w:rPr>
+          <w:rStyle w:val="BuiltInTok"/>
+        </w:rPr>
+        <w:t>id</w:t>
+      </w:r>
+      <w:r>
+        <w:rPr>
+          <w:rStyle w:val="NormalTok"/>
+        </w:rPr>
+        <w:t>,</w:t>
+      </w:r>
+      <w:r>
+        <w:br/>
+      </w:r>
+      <w:r>
+        <w:rPr>
+          <w:rStyle w:val="NormalTok"/>
+        </w:rPr>
+        <w:t xml:space="preserve">                name</w:t>
+      </w:r>
+      <w:r>
+        <w:rPr>
+          <w:rStyle w:val="OperatorTok"/>
+        </w:rPr>
+        <w:t>=</w:t>
+      </w:r>
+      <w:r>
+        <w:rPr>
+          <w:rStyle w:val="NormalTok"/>
+        </w:rPr>
+        <w:t>saved_user.name.value,</w:t>
+      </w:r>
+      <w:r>
+        <w:br/>
+      </w:r>
+      <w:r>
+        <w:rPr>
+          <w:rStyle w:val="NormalTok"/>
+        </w:rPr>
+        <w:t xml:space="preserve">                email</w:t>
+      </w:r>
+      <w:r>
+        <w:rPr>
+          <w:rStyle w:val="OperatorTok"/>
+        </w:rPr>
+        <w:t>=</w:t>
+      </w:r>
+      <w:r>
+        <w:rPr>
+          <w:rStyle w:val="NormalTok"/>
+        </w:rPr>
+        <w:t>saved_user.email.value</w:t>
+      </w:r>
+      <w:r>
+        <w:br/>
+      </w:r>
+      <w:r>
+        <w:rPr>
+          <w:rStyle w:val="NormalTok"/>
+        </w:rPr>
+        <w:t xml:space="preserve">            )</w:t>
+      </w:r>
+      <w:r>
+        <w:br/>
+      </w:r>
+      <w:r>
+        <w:rPr>
+          <w:rStyle w:val="NormalTok"/>
+        </w:rPr>
+        <w:t xml:space="preserve">            </w:t>
+      </w:r>
+      <w:r>
+        <w:rPr>
+          <w:rStyle w:val="ControlFlowTok"/>
+        </w:rPr>
+        <w:t>return</w:t>
+      </w:r>
+      <w:r>
+        <w:rPr>
+          <w:rStyle w:val="NormalTok"/>
+        </w:rPr>
+        <w:t xml:space="preserve"> </w:t>
+      </w:r>
+      <w:r>
+        <w:rPr>
+          <w:rStyle w:val="VariableTok"/>
+        </w:rPr>
+        <w:t>self</w:t>
+      </w:r>
+      <w:r>
+        <w:rPr>
+          <w:rStyle w:val="NormalTok"/>
+        </w:rPr>
+        <w:t>._mapper.to_dto(saved_user)</w:t>
       </w:r>
       <w:r>
         <w:br/>
@@ -2404,13 +2812,25 @@
         <w:rPr>
           <w:rStyle w:val="ControlFlowTok"/>
         </w:rPr>
-        <w:t>try</w:t>
-      </w:r>
-      <w:r>
-        <w:rPr>
-          <w:rStyle w:val="NormalTok"/>
-        </w:rPr>
-        <w:t>:</w:t>
+        <w:t>except</w:t>
+      </w:r>
+      <w:r>
+        <w:rPr>
+          <w:rStyle w:val="NormalTok"/>
+        </w:rPr>
+        <w:t xml:space="preserve"> UserAlreadyExistsException </w:t>
+      </w:r>
+      <w:r>
+        <w:rPr>
+          <w:rStyle w:val="ImportTok"/>
+        </w:rPr>
+        <w:t>as</w:t>
+      </w:r>
+      <w:r>
+        <w:rPr>
+          <w:rStyle w:val="NormalTok"/>
+        </w:rPr>
+        <w:t xml:space="preserve"> e:</w:t>
       </w:r>
       <w:r>
         <w:br/>
@@ -2443,16 +2863,49 @@
         <w:rPr>
           <w:rStyle w:val="NormalTok"/>
         </w:rPr>
-        <w:t>._user_uniqueness_service.ensure_email_is_unique(dto.email)</w:t>
-      </w:r>
-      <w:r>
-        <w:br/>
-      </w:r>
-      <w:r>
-        <w:rPr>
-          <w:rStyle w:val="NormalTok"/>
-        </w:rPr>
-        <w:t xml:space="preserve">            user_to_create </w:t>
+        <w:t>._uow.rollback()</w:t>
+      </w:r>
+      <w:r>
+        <w:br/>
+      </w:r>
+      <w:r>
+        <w:rPr>
+          <w:rStyle w:val="NormalTok"/>
+        </w:rPr>
+        <w:t xml:space="preserve">            </w:t>
+      </w:r>
+      <w:r>
+        <w:rPr>
+          <w:rStyle w:val="VariableTok"/>
+        </w:rPr>
+        <w:t>self</w:t>
+      </w:r>
+      <w:r>
+        <w:rPr>
+          <w:rStyle w:val="NormalTok"/>
+        </w:rPr>
+        <w:t>._logger.warning(</w:t>
+      </w:r>
+      <w:r>
+        <w:br/>
+      </w:r>
+      <w:r>
+        <w:rPr>
+          <w:rStyle w:val="NormalTok"/>
+        </w:rPr>
+        <w:t xml:space="preserve">                </w:t>
+      </w:r>
+      <w:r>
+        <w:rPr>
+          <w:rStyle w:val="StringTok"/>
+        </w:rPr>
+        <w:t>"Validação de domínio tentou criar usuário duplicado"</w:t>
+      </w:r>
+      <w:r>
+        <w:rPr>
+          <w:rStyle w:val="NormalTok"/>
+        </w:rPr>
+        <w:t>, email</w:t>
       </w:r>
       <w:r>
         <w:rPr>
@@ -2464,7 +2917,167 @@
         <w:rPr>
           <w:rStyle w:val="NormalTok"/>
         </w:rPr>
-        <w:t xml:space="preserve"> User.create(name</w:t>
+        <w:t>dto.email</w:t>
+      </w:r>
+      <w:r>
+        <w:br/>
+      </w:r>
+      <w:r>
+        <w:rPr>
+          <w:rStyle w:val="NormalTok"/>
+        </w:rPr>
+        <w:t xml:space="preserve">            )</w:t>
+      </w:r>
+      <w:r>
+        <w:br/>
+      </w:r>
+      <w:r>
+        <w:rPr>
+          <w:rStyle w:val="NormalTok"/>
+        </w:rPr>
+        <w:t xml:space="preserve">            </w:t>
+      </w:r>
+      <w:r>
+        <w:rPr>
+          <w:rStyle w:val="ControlFlowTok"/>
+        </w:rPr>
+        <w:t>raise</w:t>
+      </w:r>
+      <w:r>
+        <w:br/>
+      </w:r>
+      <w:r>
+        <w:rPr>
+          <w:rStyle w:val="NormalTok"/>
+        </w:rPr>
+        <w:t xml:space="preserve">        </w:t>
+      </w:r>
+      <w:r>
+        <w:rPr>
+          <w:rStyle w:val="ControlFlowTok"/>
+        </w:rPr>
+        <w:t>except</w:t>
+      </w:r>
+      <w:r>
+        <w:rPr>
+          <w:rStyle w:val="NormalTok"/>
+        </w:rPr>
+        <w:t xml:space="preserve"> UserValidationException </w:t>
+      </w:r>
+      <w:r>
+        <w:rPr>
+          <w:rStyle w:val="ImportTok"/>
+        </w:rPr>
+        <w:t>as</w:t>
+      </w:r>
+      <w:r>
+        <w:rPr>
+          <w:rStyle w:val="NormalTok"/>
+        </w:rPr>
+        <w:t xml:space="preserve"> e:</w:t>
+      </w:r>
+      <w:r>
+        <w:br/>
+      </w:r>
+      <w:r>
+        <w:rPr>
+          <w:rStyle w:val="NormalTok"/>
+        </w:rPr>
+        <w:t xml:space="preserve">            </w:t>
+      </w:r>
+      <w:r>
+        <w:rPr>
+          <w:rStyle w:val="ControlFlowTok"/>
+        </w:rPr>
+        <w:t>await</w:t>
+      </w:r>
+      <w:r>
+        <w:rPr>
+          <w:rStyle w:val="NormalTok"/>
+        </w:rPr>
+        <w:t xml:space="preserve"> </w:t>
+      </w:r>
+      <w:r>
+        <w:rPr>
+          <w:rStyle w:val="VariableTok"/>
+        </w:rPr>
+        <w:t>self</w:t>
+      </w:r>
+      <w:r>
+        <w:rPr>
+          <w:rStyle w:val="NormalTok"/>
+        </w:rPr>
+        <w:t>._</w:t>
+      </w:r>
+      <w:proofErr w:type="spellStart"/>
+      <w:r>
+        <w:rPr>
+          <w:rStyle w:val="NormalTok"/>
+        </w:rPr>
+        <w:t>uow.rollback</w:t>
+      </w:r>
+      <w:proofErr w:type="spellEnd"/>
+      <w:r>
+        <w:rPr>
+          <w:rStyle w:val="NormalTok"/>
+        </w:rPr>
+        <w:t>()</w:t>
+      </w:r>
+      <w:r>
+        <w:br/>
+      </w:r>
+      <w:r>
+        <w:rPr>
+          <w:rStyle w:val="NormalTok"/>
+        </w:rPr>
+        <w:t xml:space="preserve">            </w:t>
+      </w:r>
+      <w:r>
+        <w:rPr>
+          <w:rStyle w:val="VariableTok"/>
+        </w:rPr>
+        <w:t>self</w:t>
+      </w:r>
+      <w:r>
+        <w:rPr>
+          <w:rStyle w:val="NormalTok"/>
+        </w:rPr>
+        <w:t>._</w:t>
+      </w:r>
+      <w:proofErr w:type="spellStart"/>
+      <w:r>
+        <w:rPr>
+          <w:rStyle w:val="NormalTok"/>
+        </w:rPr>
+        <w:t>logger.warning</w:t>
+      </w:r>
+      <w:proofErr w:type="spellEnd"/>
+      <w:r>
+        <w:rPr>
+          <w:rStyle w:val="NormalTok"/>
+        </w:rPr>
+        <w:t>(</w:t>
+      </w:r>
+      <w:r>
+        <w:br/>
+      </w:r>
+      <w:r>
+        <w:rPr>
+          <w:rStyle w:val="NormalTok"/>
+        </w:rPr>
+        <w:t xml:space="preserve">                </w:t>
+      </w:r>
+      <w:r>
+        <w:rPr>
+          <w:rStyle w:val="StringTok"/>
+        </w:rPr>
+        <w:t>"Validação de regras de negócio falhou"</w:t>
+      </w:r>
+      <w:r>
+        <w:rPr>
+          <w:rStyle w:val="NormalTok"/>
+        </w:rPr>
+        <w:t>, validation_errors</w:t>
       </w:r>
       <w:r>
         <w:rPr>
@@ -2476,7 +3089,188 @@
         <w:rPr>
           <w:rStyle w:val="NormalTok"/>
         </w:rPr>
-        <w:t>dto.name, email</w:t>
+        <w:t>e.validation_errors</w:t>
+      </w:r>
+      <w:r>
+        <w:br/>
+      </w:r>
+      <w:r>
+        <w:rPr>
+          <w:rStyle w:val="NormalTok"/>
+        </w:rPr>
+        <w:t xml:space="preserve">            )</w:t>
+      </w:r>
+      <w:r>
+        <w:br/>
+      </w:r>
+      <w:r>
+        <w:rPr>
+          <w:rStyle w:val="NormalTok"/>
+        </w:rPr>
+        <w:t xml:space="preserve">            </w:t>
+      </w:r>
+      <w:r>
+        <w:rPr>
+          <w:rStyle w:val="ControlFlowTok"/>
+        </w:rPr>
+        <w:t>raise</w:t>
+      </w:r>
+      <w:r>
+        <w:br/>
+      </w:r>
+      <w:r>
+        <w:rPr>
+          <w:rStyle w:val="NormalTok"/>
+        </w:rPr>
+        <w:t xml:space="preserve">        </w:t>
+      </w:r>
+      <w:r>
+        <w:rPr>
+          <w:rStyle w:val="ControlFlowTok"/>
+        </w:rPr>
+        <w:t>except</w:t>
+      </w:r>
+      <w:r>
+        <w:rPr>
+          <w:rStyle w:val="NormalTok"/>
+        </w:rPr>
+        <w:t xml:space="preserve"> </w:t>
+      </w:r>
+      <w:r>
+        <w:rPr>
+          <w:rStyle w:val="PreprocessorTok"/>
+        </w:rPr>
+        <w:t>Exception</w:t>
+      </w:r>
+      <w:r>
+        <w:rPr>
+          <w:rStyle w:val="NormalTok"/>
+        </w:rPr>
+        <w:t xml:space="preserve"> </w:t>
+      </w:r>
+      <w:r>
+        <w:rPr>
+          <w:rStyle w:val="ImportTok"/>
+        </w:rPr>
+        <w:t>as</w:t>
+      </w:r>
+      <w:r>
+        <w:rPr>
+          <w:rStyle w:val="NormalTok"/>
+        </w:rPr>
+        <w:t xml:space="preserve"> e:</w:t>
+      </w:r>
+      <w:r>
+        <w:br/>
+      </w:r>
+      <w:r>
+        <w:rPr>
+          <w:rStyle w:val="NormalTok"/>
+        </w:rPr>
+        <w:t xml:space="preserve">            </w:t>
+      </w:r>
+      <w:r>
+        <w:rPr>
+          <w:rStyle w:val="ControlFlowTok"/>
+        </w:rPr>
+        <w:t>await</w:t>
+      </w:r>
+      <w:r>
+        <w:rPr>
+          <w:rStyle w:val="NormalTok"/>
+        </w:rPr>
+        <w:t xml:space="preserve"> </w:t>
+      </w:r>
+      <w:r>
+        <w:rPr>
+          <w:rStyle w:val="VariableTok"/>
+        </w:rPr>
+        <w:t>self</w:t>
+      </w:r>
+      <w:r>
+        <w:rPr>
+          <w:rStyle w:val="NormalTok"/>
+        </w:rPr>
+        <w:t>._</w:t>
+      </w:r>
+      <w:proofErr w:type="spellStart"/>
+      <w:r>
+        <w:rPr>
+          <w:rStyle w:val="NormalTok"/>
+        </w:rPr>
+        <w:t>uow.rollback</w:t>
+      </w:r>
+      <w:proofErr w:type="spellEnd"/>
+      <w:r>
+        <w:rPr>
+          <w:rStyle w:val="NormalTok"/>
+        </w:rPr>
+        <w:t>()</w:t>
+      </w:r>
+      <w:r>
+        <w:br/>
+      </w:r>
+      <w:r>
+        <w:rPr>
+          <w:rStyle w:val="NormalTok"/>
+        </w:rPr>
+        <w:t xml:space="preserve">            </w:t>
+      </w:r>
+      <w:r>
+        <w:rPr>
+          <w:rStyle w:val="VariableTok"/>
+        </w:rPr>
+        <w:t>self</w:t>
+      </w:r>
+      <w:r>
+        <w:rPr>
+          <w:rStyle w:val="NormalTok"/>
+        </w:rPr>
+        <w:t>._</w:t>
+      </w:r>
+      <w:proofErr w:type="spellStart"/>
+      <w:r>
+        <w:rPr>
+          <w:rStyle w:val="NormalTok"/>
+        </w:rPr>
+        <w:t>logger.error</w:t>
+      </w:r>
+      <w:proofErr w:type="spellEnd"/>
+      <w:r>
+        <w:rPr>
+          <w:rStyle w:val="NormalTok"/>
+        </w:rPr>
+        <w:t>(</w:t>
+      </w:r>
+      <w:r>
+        <w:br/>
+      </w:r>
+      <w:r>
+        <w:rPr>
+          <w:rStyle w:val="NormalTok"/>
+        </w:rPr>
+        <w:t xml:space="preserve">                </w:t>
+      </w:r>
+      <w:r>
+        <w:rPr>
+          <w:rStyle w:val="StringTok"/>
+        </w:rPr>
+        <w:t>"Erro inesperado durante a criação do usuário"</w:t>
+      </w:r>
+      <w:r>
+        <w:rPr>
+          <w:rStyle w:val="NormalTok"/>
+        </w:rPr>
+        <w:t>,</w:t>
+      </w:r>
+      <w:r>
+        <w:br/>
+      </w:r>
+      <w:r>
+        <w:rPr>
+          <w:rStyle w:val="NormalTok"/>
+        </w:rPr>
+        <w:t xml:space="preserve">                error</w:t>
       </w:r>
       <w:r>
         <w:rPr>
@@ -2486,744 +3280,15 @@
       </w:r>
       <w:r>
         <w:rPr>
-          <w:rStyle w:val="NormalTok"/>
-        </w:rPr>
-        <w:t xml:space="preserve">dto.email) </w:t>
-      </w:r>
-      <w:r>
-        <w:rPr>
-          <w:rStyle w:val="CommentTok"/>
-        </w:rPr>
-        <w:t># User é a entidade &lt;&lt;&lt;&lt;&lt;&lt;&lt;</w:t>
-      </w:r>
-      <w:r>
-        <w:br/>
-      </w:r>
-      <w:r>
-        <w:rPr>
-          <w:rStyle w:val="NormalTok"/>
-        </w:rPr>
-        <w:t xml:space="preserve">            </w:t>
-      </w:r>
-      <w:r>
-        <w:rPr>
-          <w:rStyle w:val="ControlFlowTok"/>
-        </w:rPr>
-        <w:t>await</w:t>
-      </w:r>
-      <w:r>
-        <w:rPr>
-          <w:rStyle w:val="NormalTok"/>
-        </w:rPr>
-        <w:t xml:space="preserve"> </w:t>
-      </w:r>
-      <w:r>
-        <w:rPr>
-          <w:rStyle w:val="VariableTok"/>
-        </w:rPr>
-        <w:t>self</w:t>
-      </w:r>
-      <w:r>
-        <w:rPr>
-          <w:rStyle w:val="NormalTok"/>
-        </w:rPr>
-        <w:t>._user_validator.validate(user_to_create)</w:t>
-      </w:r>
-      <w:r>
-        <w:br/>
-      </w:r>
-      <w:r>
-        <w:rPr>
-          <w:rStyle w:val="NormalTok"/>
-        </w:rPr>
-        <w:t xml:space="preserve">            saved_user </w:t>
-      </w:r>
-      <w:r>
-        <w:rPr>
-          <w:rStyle w:val="OperatorTok"/>
-        </w:rPr>
-        <w:t>=</w:t>
-      </w:r>
-      <w:r>
-        <w:rPr>
-          <w:rStyle w:val="NormalTok"/>
-        </w:rPr>
-        <w:t xml:space="preserve"> </w:t>
-      </w:r>
-      <w:r>
-        <w:rPr>
-          <w:rStyle w:val="ControlFlowTok"/>
-        </w:rPr>
-        <w:t>await</w:t>
-      </w:r>
-      <w:r>
-        <w:rPr>
-          <w:rStyle w:val="NormalTok"/>
-        </w:rPr>
-        <w:t xml:space="preserve"> </w:t>
-      </w:r>
-      <w:r>
-        <w:rPr>
-          <w:rStyle w:val="VariableTok"/>
-        </w:rPr>
-        <w:t>self</w:t>
-      </w:r>
-      <w:r>
-        <w:rPr>
-          <w:rStyle w:val="NormalTok"/>
-        </w:rPr>
-        <w:t>._uow.user_repository.add(user_to_create)</w:t>
-      </w:r>
-      <w:r>
-        <w:br/>
-      </w:r>
-      <w:r>
-        <w:rPr>
-          <w:rStyle w:val="NormalTok"/>
-        </w:rPr>
-        <w:t xml:space="preserve">            </w:t>
-      </w:r>
-      <w:r>
-        <w:rPr>
-          <w:rStyle w:val="CommentTok"/>
-        </w:rPr>
-        <w:t xml:space="preserve"># O commit agora é explícito dentro do bloco de sucesso. </w:t>
-      </w:r>
-      <w:r>
-        <w:br/>
-      </w:r>
-      <w:r>
-        <w:rPr>
-          <w:rStyle w:val="NormalTok"/>
-        </w:rPr>
-        <w:t xml:space="preserve">            </w:t>
-      </w:r>
-      <w:r>
-        <w:rPr>
-          <w:rStyle w:val="ControlFlowTok"/>
-        </w:rPr>
-        <w:t>await</w:t>
-      </w:r>
-      <w:r>
-        <w:rPr>
-          <w:rStyle w:val="NormalTok"/>
-        </w:rPr>
-        <w:t xml:space="preserve"> </w:t>
-      </w:r>
-      <w:r>
-        <w:rPr>
-          <w:rStyle w:val="VariableTok"/>
-        </w:rPr>
-        <w:t>self</w:t>
-      </w:r>
-      <w:r>
-        <w:rPr>
-          <w:rStyle w:val="NormalTok"/>
-        </w:rPr>
-        <w:t>._uow.commit()</w:t>
-      </w:r>
-      <w:r>
-        <w:br/>
-      </w:r>
-      <w:r>
-        <w:rPr>
-          <w:rStyle w:val="NormalTok"/>
-        </w:rPr>
-        <w:t xml:space="preserve">            </w:t>
-      </w:r>
-      <w:r>
-        <w:rPr>
-          <w:rStyle w:val="VariableTok"/>
-        </w:rPr>
-        <w:t>self</w:t>
-      </w:r>
-      <w:r>
-        <w:rPr>
-          <w:rStyle w:val="NormalTok"/>
-        </w:rPr>
-        <w:t>._logger.info(</w:t>
-      </w:r>
-      <w:r>
-        <w:br/>
-      </w:r>
-      <w:r>
-        <w:rPr>
-          <w:rStyle w:val="NormalTok"/>
-        </w:rPr>
-        <w:t xml:space="preserve">                </w:t>
-      </w:r>
-      <w:r>
-        <w:rPr>
-          <w:rStyle w:val="StringTok"/>
-        </w:rPr>
-        <w:t>"Usuário criado com sucesso"</w:t>
-      </w:r>
-      <w:r>
-        <w:rPr>
-          <w:rStyle w:val="NormalTok"/>
-        </w:rPr>
-        <w:t>,</w:t>
-      </w:r>
-      <w:r>
-        <w:br/>
-      </w:r>
-      <w:r>
-        <w:rPr>
-          <w:rStyle w:val="NormalTok"/>
-        </w:rPr>
-        <w:t xml:space="preserve">                user_id</w:t>
-      </w:r>
-      <w:r>
-        <w:rPr>
-          <w:rStyle w:val="OperatorTok"/>
-        </w:rPr>
-        <w:t>=</w:t>
-      </w:r>
-      <w:r>
-        <w:rPr>
-          <w:rStyle w:val="NormalTok"/>
-        </w:rPr>
-        <w:t>saved_user.</w:t>
-      </w:r>
-      <w:r>
-        <w:rPr>
           <w:rStyle w:val="BuiltInTok"/>
         </w:rPr>
-        <w:t>id</w:t>
-      </w:r>
-      <w:r>
-        <w:rPr>
-          <w:rStyle w:val="NormalTok"/>
-        </w:rPr>
-        <w:t>,</w:t>
-      </w:r>
-      <w:r>
-        <w:br/>
-      </w:r>
-      <w:r>
-        <w:rPr>
-          <w:rStyle w:val="NormalTok"/>
-        </w:rPr>
-        <w:t xml:space="preserve">                name</w:t>
-      </w:r>
-      <w:r>
-        <w:rPr>
-          <w:rStyle w:val="OperatorTok"/>
-        </w:rPr>
-        <w:t>=</w:t>
-      </w:r>
-      <w:r>
-        <w:rPr>
-          <w:rStyle w:val="NormalTok"/>
-        </w:rPr>
-        <w:t>saved_user.name.value,</w:t>
-      </w:r>
-      <w:r>
-        <w:br/>
-      </w:r>
-      <w:r>
-        <w:rPr>
-          <w:rStyle w:val="NormalTok"/>
-        </w:rPr>
-        <w:t xml:space="preserve">                email</w:t>
-      </w:r>
-      <w:r>
-        <w:rPr>
-          <w:rStyle w:val="OperatorTok"/>
-        </w:rPr>
-        <w:t>=</w:t>
-      </w:r>
-      <w:r>
-        <w:rPr>
-          <w:rStyle w:val="NormalTok"/>
-        </w:rPr>
-        <w:t>saved_user.email.value</w:t>
-      </w:r>
-      <w:r>
-        <w:br/>
-      </w:r>
-      <w:r>
-        <w:rPr>
-          <w:rStyle w:val="NormalTok"/>
-        </w:rPr>
-        <w:t xml:space="preserve">            )</w:t>
-      </w:r>
-      <w:r>
-        <w:br/>
-      </w:r>
-      <w:r>
-        <w:rPr>
-          <w:rStyle w:val="NormalTok"/>
-        </w:rPr>
-        <w:t xml:space="preserve">            </w:t>
-      </w:r>
-      <w:r>
-        <w:rPr>
-          <w:rStyle w:val="ControlFlowTok"/>
-        </w:rPr>
-        <w:t>return</w:t>
-      </w:r>
-      <w:r>
-        <w:rPr>
-          <w:rStyle w:val="NormalTok"/>
-        </w:rPr>
-        <w:t xml:space="preserve"> </w:t>
-      </w:r>
-      <w:r>
-        <w:rPr>
-          <w:rStyle w:val="VariableTok"/>
-        </w:rPr>
-        <w:t>self</w:t>
-      </w:r>
-      <w:r>
-        <w:rPr>
-          <w:rStyle w:val="NormalTok"/>
-        </w:rPr>
-        <w:t>._mapper.to_dto(saved_user)</w:t>
-      </w:r>
-      <w:r>
-        <w:br/>
-      </w:r>
-      <w:r>
-        <w:rPr>
-          <w:rStyle w:val="NormalTok"/>
-        </w:rPr>
-        <w:t xml:space="preserve">        </w:t>
-      </w:r>
-      <w:r>
-        <w:rPr>
-          <w:rStyle w:val="ControlFlowTok"/>
-        </w:rPr>
-        <w:t>except</w:t>
-      </w:r>
-      <w:r>
-        <w:rPr>
-          <w:rStyle w:val="NormalTok"/>
-        </w:rPr>
-        <w:t xml:space="preserve"> UserAlreadyExistsException </w:t>
-      </w:r>
-      <w:r>
-        <w:rPr>
-          <w:rStyle w:val="ImportTok"/>
-        </w:rPr>
-        <w:t>as</w:t>
-      </w:r>
-      <w:r>
-        <w:rPr>
-          <w:rStyle w:val="NormalTok"/>
-        </w:rPr>
-        <w:t xml:space="preserve"> e:</w:t>
-      </w:r>
-      <w:r>
-        <w:br/>
-      </w:r>
-      <w:r>
-        <w:rPr>
-          <w:rStyle w:val="NormalTok"/>
-        </w:rPr>
-        <w:t xml:space="preserve">            </w:t>
-      </w:r>
-      <w:r>
-        <w:rPr>
-          <w:rStyle w:val="ControlFlowTok"/>
-        </w:rPr>
-        <w:t>await</w:t>
-      </w:r>
-      <w:r>
-        <w:rPr>
-          <w:rStyle w:val="NormalTok"/>
-        </w:rPr>
-        <w:t xml:space="preserve"> </w:t>
-      </w:r>
-      <w:r>
-        <w:rPr>
-          <w:rStyle w:val="VariableTok"/>
-        </w:rPr>
-        <w:t>self</w:t>
-      </w:r>
-      <w:r>
-        <w:rPr>
-          <w:rStyle w:val="NormalTok"/>
-        </w:rPr>
-        <w:t xml:space="preserve">._uow.rollback() [cite: </w:t>
-      </w:r>
-      <w:r>
-        <w:rPr>
-          <w:rStyle w:val="DecValTok"/>
-        </w:rPr>
-        <w:t>157</w:t>
-      </w:r>
-      <w:r>
-        <w:rPr>
-          <w:rStyle w:val="NormalTok"/>
-        </w:rPr>
-        <w:t>]</w:t>
-      </w:r>
-      <w:r>
-        <w:br/>
-      </w:r>
-      <w:r>
-        <w:rPr>
-          <w:rStyle w:val="NormalTok"/>
-        </w:rPr>
-        <w:t xml:space="preserve">            </w:t>
-      </w:r>
-      <w:r>
-        <w:rPr>
-          <w:rStyle w:val="VariableTok"/>
-        </w:rPr>
-        <w:t>self</w:t>
-      </w:r>
-      <w:r>
-        <w:rPr>
-          <w:rStyle w:val="NormalTok"/>
-        </w:rPr>
-        <w:t>._logger.warning(</w:t>
-      </w:r>
-      <w:r>
-        <w:br/>
-      </w:r>
-      <w:r>
-        <w:rPr>
-          <w:rStyle w:val="NormalTok"/>
-        </w:rPr>
-        <w:t xml:space="preserve">                </w:t>
-      </w:r>
-      <w:r>
-        <w:rPr>
-          <w:rStyle w:val="StringTok"/>
-        </w:rPr>
-        <w:t>"Validação de domínio tentou criar usuário duplicado"</w:t>
-      </w:r>
-      <w:r>
-        <w:rPr>
-          <w:rStyle w:val="NormalTok"/>
-        </w:rPr>
-        <w:t>, email</w:t>
-      </w:r>
-      <w:r>
-        <w:rPr>
-          <w:rStyle w:val="OperatorTok"/>
-        </w:rPr>
-        <w:t>=</w:t>
-      </w:r>
-      <w:r>
-        <w:rPr>
-          <w:rStyle w:val="NormalTok"/>
-        </w:rPr>
-        <w:t>dto.email</w:t>
-      </w:r>
-      <w:r>
-        <w:br/>
-      </w:r>
-      <w:r>
-        <w:rPr>
-          <w:rStyle w:val="NormalTok"/>
-        </w:rPr>
-        <w:t xml:space="preserve">            )</w:t>
-      </w:r>
-      <w:r>
-        <w:br/>
-      </w:r>
-      <w:r>
-        <w:rPr>
-          <w:rStyle w:val="NormalTok"/>
-        </w:rPr>
-        <w:t xml:space="preserve">            </w:t>
-      </w:r>
-      <w:r>
-        <w:rPr>
-          <w:rStyle w:val="ControlFlowTok"/>
-        </w:rPr>
-        <w:t>raise</w:t>
-      </w:r>
-      <w:r>
-        <w:br/>
-      </w:r>
-      <w:r>
-        <w:rPr>
-          <w:rStyle w:val="NormalTok"/>
-        </w:rPr>
-        <w:t xml:space="preserve">        </w:t>
-      </w:r>
-      <w:r>
-        <w:rPr>
-          <w:rStyle w:val="ControlFlowTok"/>
-        </w:rPr>
-        <w:t>except</w:t>
-      </w:r>
-      <w:r>
-        <w:rPr>
-          <w:rStyle w:val="NormalTok"/>
-        </w:rPr>
-        <w:t xml:space="preserve"> UserValidationException </w:t>
-      </w:r>
-      <w:r>
-        <w:rPr>
-          <w:rStyle w:val="ImportTok"/>
-        </w:rPr>
-        <w:t>as</w:t>
-      </w:r>
-      <w:r>
-        <w:rPr>
-          <w:rStyle w:val="NormalTok"/>
-        </w:rPr>
-        <w:t xml:space="preserve"> e:</w:t>
-      </w:r>
-      <w:r>
-        <w:br/>
-      </w:r>
-      <w:r>
-        <w:rPr>
-          <w:rStyle w:val="NormalTok"/>
-        </w:rPr>
-        <w:t xml:space="preserve">            </w:t>
-      </w:r>
-      <w:r>
-        <w:rPr>
-          <w:rStyle w:val="ControlFlowTok"/>
-        </w:rPr>
-        <w:t>await</w:t>
-      </w:r>
-      <w:r>
-        <w:rPr>
-          <w:rStyle w:val="NormalTok"/>
-        </w:rPr>
-        <w:t xml:space="preserve"> </w:t>
-      </w:r>
-      <w:r>
-        <w:rPr>
-          <w:rStyle w:val="VariableTok"/>
-        </w:rPr>
-        <w:t>self</w:t>
-      </w:r>
-      <w:r>
-        <w:rPr>
-          <w:rStyle w:val="NormalTok"/>
-        </w:rPr>
-        <w:t xml:space="preserve">._uow.rollback() [cite: </w:t>
-      </w:r>
-      <w:r>
-        <w:rPr>
-          <w:rStyle w:val="DecValTok"/>
-        </w:rPr>
-        <w:t>157</w:t>
-      </w:r>
-      <w:r>
-        <w:rPr>
-          <w:rStyle w:val="NormalTok"/>
-        </w:rPr>
-        <w:t>]</w:t>
-      </w:r>
-      <w:r>
-        <w:br/>
-      </w:r>
-      <w:r>
-        <w:rPr>
-          <w:rStyle w:val="NormalTok"/>
-        </w:rPr>
-        <w:t xml:space="preserve">            </w:t>
-      </w:r>
-      <w:r>
-        <w:rPr>
-          <w:rStyle w:val="VariableTok"/>
-        </w:rPr>
-        <w:t>self</w:t>
-      </w:r>
-      <w:r>
-        <w:rPr>
-          <w:rStyle w:val="NormalTok"/>
-        </w:rPr>
-        <w:t>._logger.warning(</w:t>
-      </w:r>
-      <w:r>
-        <w:br/>
-      </w:r>
-      <w:r>
-        <w:rPr>
-          <w:rStyle w:val="NormalTok"/>
-        </w:rPr>
-        <w:t xml:space="preserve">                </w:t>
-      </w:r>
-      <w:r>
-        <w:rPr>
-          <w:rStyle w:val="StringTok"/>
-        </w:rPr>
-        <w:t>"Validação de regras de negócio falhou"</w:t>
-      </w:r>
-      <w:r>
-        <w:rPr>
-          <w:rStyle w:val="NormalTok"/>
-        </w:rPr>
-        <w:t>, validation_errors</w:t>
-      </w:r>
-      <w:r>
-        <w:rPr>
-          <w:rStyle w:val="OperatorTok"/>
-        </w:rPr>
-        <w:t>=</w:t>
-      </w:r>
-      <w:r>
-        <w:rPr>
-          <w:rStyle w:val="NormalTok"/>
-        </w:rPr>
-        <w:t>e.validation_errors</w:t>
-      </w:r>
-      <w:r>
-        <w:br/>
-      </w:r>
-      <w:r>
-        <w:rPr>
-          <w:rStyle w:val="NormalTok"/>
-        </w:rPr>
-        <w:t xml:space="preserve">            )</w:t>
-      </w:r>
-      <w:r>
-        <w:br/>
-      </w:r>
-      <w:r>
-        <w:rPr>
-          <w:rStyle w:val="NormalTok"/>
-        </w:rPr>
-        <w:t xml:space="preserve">            </w:t>
-      </w:r>
-      <w:r>
-        <w:rPr>
-          <w:rStyle w:val="ControlFlowTok"/>
-        </w:rPr>
-        <w:t>raise</w:t>
-      </w:r>
-      <w:r>
-        <w:br/>
-      </w:r>
-      <w:r>
-        <w:rPr>
-          <w:rStyle w:val="NormalTok"/>
-        </w:rPr>
-        <w:t xml:space="preserve">        </w:t>
-      </w:r>
-      <w:r>
-        <w:rPr>
-          <w:rStyle w:val="ControlFlowTok"/>
-        </w:rPr>
-        <w:t>except</w:t>
-      </w:r>
-      <w:r>
-        <w:rPr>
-          <w:rStyle w:val="NormalTok"/>
-        </w:rPr>
-        <w:t xml:space="preserve"> </w:t>
-      </w:r>
-      <w:r>
-        <w:rPr>
-          <w:rStyle w:val="PreprocessorTok"/>
-        </w:rPr>
-        <w:t>Exception</w:t>
-      </w:r>
-      <w:r>
-        <w:rPr>
-          <w:rStyle w:val="NormalTok"/>
-        </w:rPr>
-        <w:t xml:space="preserve"> </w:t>
-      </w:r>
-      <w:r>
-        <w:rPr>
-          <w:rStyle w:val="ImportTok"/>
-        </w:rPr>
-        <w:t>as</w:t>
-      </w:r>
-      <w:r>
-        <w:rPr>
-          <w:rStyle w:val="NormalTok"/>
-        </w:rPr>
-        <w:t xml:space="preserve"> e:</w:t>
-      </w:r>
-      <w:r>
-        <w:br/>
-      </w:r>
-      <w:r>
-        <w:rPr>
-          <w:rStyle w:val="NormalTok"/>
-        </w:rPr>
-        <w:t xml:space="preserve">            </w:t>
-      </w:r>
-      <w:r>
-        <w:rPr>
-          <w:rStyle w:val="ControlFlowTok"/>
-        </w:rPr>
-        <w:t>await</w:t>
-      </w:r>
-      <w:r>
-        <w:rPr>
-          <w:rStyle w:val="NormalTok"/>
-        </w:rPr>
-        <w:t xml:space="preserve"> </w:t>
-      </w:r>
-      <w:r>
-        <w:rPr>
-          <w:rStyle w:val="VariableTok"/>
-        </w:rPr>
-        <w:t>self</w:t>
-      </w:r>
-      <w:r>
-        <w:rPr>
-          <w:rStyle w:val="NormalTok"/>
-        </w:rPr>
-        <w:t xml:space="preserve">._uow.rollback() [cite: </w:t>
-      </w:r>
-      <w:r>
-        <w:rPr>
-          <w:rStyle w:val="DecValTok"/>
-        </w:rPr>
-        <w:t>157</w:t>
-      </w:r>
-      <w:r>
-        <w:rPr>
-          <w:rStyle w:val="NormalTok"/>
-        </w:rPr>
-        <w:t>]</w:t>
-      </w:r>
-      <w:r>
-        <w:br/>
-      </w:r>
-      <w:r>
-        <w:rPr>
-          <w:rStyle w:val="NormalTok"/>
-        </w:rPr>
-        <w:t xml:space="preserve">            </w:t>
-      </w:r>
-      <w:r>
-        <w:rPr>
-          <w:rStyle w:val="VariableTok"/>
-        </w:rPr>
-        <w:t>self</w:t>
-      </w:r>
-      <w:r>
-        <w:rPr>
-          <w:rStyle w:val="NormalTok"/>
-        </w:rPr>
-        <w:t>._logger.error(</w:t>
-      </w:r>
-      <w:r>
-        <w:br/>
-      </w:r>
-      <w:r>
-        <w:rPr>
-          <w:rStyle w:val="NormalTok"/>
-        </w:rPr>
-        <w:t xml:space="preserve">                </w:t>
-      </w:r>
-      <w:r>
-        <w:rPr>
-          <w:rStyle w:val="StringTok"/>
-        </w:rPr>
-        <w:t>"Erro inesperado durante a criação do usuário"</w:t>
-      </w:r>
-      <w:r>
-        <w:rPr>
-          <w:rStyle w:val="NormalTok"/>
-        </w:rPr>
-        <w:t>,</w:t>
+        <w:t>str</w:t>
+      </w:r>
+      <w:r>
+        <w:rPr>
+          <w:rStyle w:val="NormalTok"/>
+        </w:rPr>
+        <w:t>(e),</w:t>
       </w:r>
       <w:r>
         <w:br/>
@@ -3233,33 +3298,6 @@
           <w:rStyle w:val="NormalTok"/>
         </w:rPr>
         <w:lastRenderedPageBreak/>
-        <w:t xml:space="preserve">                error</w:t>
-      </w:r>
-      <w:r>
-        <w:rPr>
-          <w:rStyle w:val="OperatorTok"/>
-        </w:rPr>
-        <w:t>=</w:t>
-      </w:r>
-      <w:r>
-        <w:rPr>
-          <w:rStyle w:val="BuiltInTok"/>
-        </w:rPr>
-        <w:t>str</w:t>
-      </w:r>
-      <w:r>
-        <w:rPr>
-          <w:rStyle w:val="NormalTok"/>
-        </w:rPr>
-        <w:t>(e),</w:t>
-      </w:r>
-      <w:r>
-        <w:br/>
-      </w:r>
-      <w:r>
-        <w:rPr>
-          <w:rStyle w:val="NormalTok"/>
-        </w:rPr>
         <w:t xml:space="preserve">            )</w:t>
       </w:r>
       <w:r>
@@ -3282,14 +3320,19 @@
       <w:pPr>
         <w:pStyle w:val="FirstParagraph"/>
       </w:pPr>
+      <w:proofErr w:type="gramStart"/>
       <w:r>
         <w:rPr>
           <w:rStyle w:val="VerbatimChar"/>
         </w:rPr>
-        <w:t>./src/dev_platform/infrastructure/database/unit_of_work.py</w:t>
-      </w:r>
-      <w:r>
-        <w:t xml:space="preserve"> 7</w:t>
+        <w:t>./</w:t>
+      </w:r>
+      <w:proofErr w:type="gramEnd"/>
+      <w:r>
+        <w:rPr>
+          <w:rStyle w:val="VerbatimChar"/>
+        </w:rPr>
+        <w:t>src/dev_platform/infrastructure/database/unit_of_work.py</w:t>
       </w:r>
     </w:p>
     <w:p>
@@ -3508,7 +3551,21 @@
         <w:rPr>
           <w:rStyle w:val="CommentTok"/>
         </w:rPr>
-        <w:t xml:space="preserve"> cuida do commit, rollback e fechamento. [cite: 149]</w:t>
+        <w:t xml:space="preserve"> </w:t>
+      </w:r>
+      <w:proofErr w:type="spellStart"/>
+      <w:r>
+        <w:rPr>
+          <w:rStyle w:val="CommentTok"/>
+        </w:rPr>
+        <w:t>cuida</w:t>
+      </w:r>
+      <w:proofErr w:type="spellEnd"/>
+      <w:r>
+        <w:rPr>
+          <w:rStyle w:val="CommentTok"/>
+        </w:rPr>
+        <w:t xml:space="preserve"> do commit, rollback e fechamento. [cite: 149]</w:t>
       </w:r>
       <w:r>
         <w:br/>
@@ -5690,7 +5747,49 @@
         <w:rPr>
           <w:rStyle w:val="CommentTok"/>
         </w:rPr>
-        <w:t># ... (__init__ permanece o mesmo)</w:t>
+        <w:t># ... (__</w:t>
+      </w:r>
+      <w:proofErr w:type="spellStart"/>
+      <w:r>
+        <w:rPr>
+          <w:rStyle w:val="CommentTok"/>
+        </w:rPr>
+        <w:t>init</w:t>
+      </w:r>
+      <w:proofErr w:type="spellEnd"/>
+      <w:r>
+        <w:rPr>
+          <w:rStyle w:val="CommentTok"/>
+        </w:rPr>
+        <w:t xml:space="preserve">__ </w:t>
+      </w:r>
+      <w:proofErr w:type="spellStart"/>
+      <w:r>
+        <w:rPr>
+          <w:rStyle w:val="CommentTok"/>
+        </w:rPr>
+        <w:t>permanece</w:t>
+      </w:r>
+      <w:proofErr w:type="spellEnd"/>
+      <w:r>
+        <w:rPr>
+          <w:rStyle w:val="CommentTok"/>
+        </w:rPr>
+        <w:t xml:space="preserve"> o </w:t>
+      </w:r>
+      <w:proofErr w:type="spellStart"/>
+      <w:r>
+        <w:rPr>
+          <w:rStyle w:val="CommentTok"/>
+        </w:rPr>
+        <w:t>mesmo</w:t>
+      </w:r>
+      <w:proofErr w:type="spellEnd"/>
+      <w:r>
+        <w:rPr>
+          <w:rStyle w:val="CommentTok"/>
+        </w:rPr>
+        <w:t>)</w:t>
       </w:r>
       <w:r>
         <w:br/>
@@ -5738,7 +5837,35 @@
         <w:rPr>
           <w:rStyle w:val="NormalTok"/>
         </w:rPr>
-        <w:t xml:space="preserve">, dto: UserCreateDTO) </w:t>
+        <w:t xml:space="preserve">, </w:t>
+      </w:r>
+      <w:proofErr w:type="spellStart"/>
+      <w:r>
+        <w:rPr>
+          <w:rStyle w:val="NormalTok"/>
+        </w:rPr>
+        <w:t>dto</w:t>
+      </w:r>
+      <w:proofErr w:type="spellEnd"/>
+      <w:r>
+        <w:rPr>
+          <w:rStyle w:val="NormalTok"/>
+        </w:rPr>
+        <w:t xml:space="preserve">: </w:t>
+      </w:r>
+      <w:proofErr w:type="spellStart"/>
+      <w:r>
+        <w:rPr>
+          <w:rStyle w:val="NormalTok"/>
+        </w:rPr>
+        <w:t>UserCreateDTO</w:t>
+      </w:r>
+      <w:proofErr w:type="spellEnd"/>
+      <w:r>
+        <w:rPr>
+          <w:rStyle w:val="NormalTok"/>
+        </w:rPr>
+        <w:t xml:space="preserve">) </w:t>
       </w:r>
       <w:r>
         <w:rPr>
@@ -5750,7 +5877,21 @@
         <w:rPr>
           <w:rStyle w:val="NormalTok"/>
         </w:rPr>
-        <w:t xml:space="preserve"> UserDTO:</w:t>
+        <w:t xml:space="preserve"> </w:t>
+      </w:r>
+      <w:proofErr w:type="spellStart"/>
+      <w:r>
+        <w:rPr>
+          <w:rStyle w:val="NormalTok"/>
+        </w:rPr>
+        <w:t>UserDTO</w:t>
+      </w:r>
+      <w:proofErr w:type="spellEnd"/>
+      <w:r>
+        <w:rPr>
+          <w:rStyle w:val="NormalTok"/>
+        </w:rPr>
+        <w:t>:</w:t>
       </w:r>
       <w:r>
         <w:br/>
@@ -5765,7 +5906,7 @@
         <w:rPr>
           <w:rStyle w:val="CommentTok"/>
         </w:rPr>
-        <w:t># O 'async with' agora gerencia a transação automaticamente.</w:t>
+        <w:t>c</w:t>
       </w:r>
       <w:r>
         <w:br/>
@@ -5778,58 +5919,6 @@
       </w:r>
       <w:r>
         <w:rPr>
-          <w:rStyle w:val="CommentTok"/>
-          <w:lang w:val="pt-BR"/>
-        </w:rPr>
-        <w:t xml:space="preserve"># O </w:t>
-      </w:r>
-      <w:proofErr w:type="spellStart"/>
-      <w:r>
-        <w:rPr>
-          <w:rStyle w:val="CommentTok"/>
-          <w:lang w:val="pt-BR"/>
-        </w:rPr>
-        <w:t>rollback</w:t>
-      </w:r>
-      <w:proofErr w:type="spellEnd"/>
-      <w:r>
-        <w:rPr>
-          <w:rStyle w:val="CommentTok"/>
-          <w:lang w:val="pt-BR"/>
-        </w:rPr>
-        <w:t xml:space="preserve"> é implícito em caso de exceção, e o </w:t>
-      </w:r>
-      <w:proofErr w:type="spellStart"/>
-      <w:r>
-        <w:rPr>
-          <w:rStyle w:val="CommentTok"/>
-          <w:lang w:val="pt-BR"/>
-        </w:rPr>
-        <w:t>commit</w:t>
-      </w:r>
-      <w:proofErr w:type="spellEnd"/>
-      <w:r>
-        <w:rPr>
-          <w:rStyle w:val="CommentTok"/>
-          <w:lang w:val="pt-BR"/>
-        </w:rPr>
-        <w:t xml:space="preserve"> é implícito em caso de sucesso.</w:t>
-      </w:r>
-      <w:r>
-        <w:rPr>
-          <w:lang w:val="pt-BR"/>
-        </w:rPr>
-        <w:br/>
-      </w:r>
-      <w:r>
-        <w:rPr>
-          <w:rStyle w:val="NormalTok"/>
-          <w:lang w:val="pt-BR"/>
-        </w:rPr>
-        <w:t xml:space="preserve">        </w:t>
-      </w:r>
-      <w:r>
-        <w:rPr>
           <w:rStyle w:val="ControlFlowTok"/>
         </w:rPr>
         <w:t>async</w:t>
@@ -5924,7 +6013,21 @@
         <w:rPr>
           <w:rStyle w:val="StringTok"/>
         </w:rPr>
-        <w:t>"Iniciando criação de usuário"</w:t>
+        <w:t>"</w:t>
+      </w:r>
+      <w:proofErr w:type="spellStart"/>
+      <w:r>
+        <w:rPr>
+          <w:rStyle w:val="StringTok"/>
+        </w:rPr>
+        <w:t>Iniciando</w:t>
+      </w:r>
+      <w:proofErr w:type="spellEnd"/>
+      <w:r>
+        <w:rPr>
+          <w:rStyle w:val="StringTok"/>
+        </w:rPr>
+        <w:t xml:space="preserve"> criação de usuário"</w:t>
       </w:r>
       <w:r>
         <w:rPr>
@@ -6952,7 +7055,6 @@
           <w:b/>
           <w:lang w:val="pt-BR"/>
         </w:rPr>
-        <w:lastRenderedPageBreak/>
         <w:t xml:space="preserve">Redução de </w:t>
       </w:r>
       <w:proofErr w:type="spellStart"/>
@@ -7055,6 +7157,7 @@
           <w:b/>
           <w:lang w:val="pt-BR"/>
         </w:rPr>
+        <w:lastRenderedPageBreak/>
         <w:t>Princípio da Responsabilidade Única (SRP):</w:t>
       </w:r>
       <w:r>
@@ -7613,7 +7716,6 @@
         <w:rPr>
           <w:lang w:val="pt-BR"/>
         </w:rPr>
-        <w:lastRenderedPageBreak/>
         <w:t xml:space="preserve">2. Correção de Violação de Imutabilidade na Entidade </w:t>
       </w:r>
       <w:proofErr w:type="spellStart"/>
@@ -7659,14 +7761,12 @@
         </w:rPr>
         <w:t>A entidade</w:t>
       </w:r>
-    </w:p>
-    <w:p>
-      <w:pPr>
-        <w:pStyle w:val="BodyText"/>
-        <w:rPr>
-          <w:lang w:val="pt-BR"/>
-        </w:rPr>
-      </w:pPr>
+      <w:r>
+        <w:rPr>
+          <w:lang w:val="pt-BR"/>
+        </w:rPr>
+        <w:t xml:space="preserve"> </w:t>
+      </w:r>
       <w:proofErr w:type="spellStart"/>
       <w:r>
         <w:rPr>
@@ -7693,16 +7793,21 @@
         <w:rPr>
           <w:lang w:val="pt-BR"/>
         </w:rPr>
-        <w:t>8. Esta é uma excelente prática de DDD, pois garante que o estado da entidade seja sempre consistente e válido após sua criação. No entanto, o método</w:t>
-      </w:r>
-    </w:p>
-    <w:p>
-      <w:pPr>
-        <w:pStyle w:val="BodyText"/>
-        <w:rPr>
-          <w:lang w:val="pt-BR"/>
-        </w:rPr>
-      </w:pPr>
+        <w:t xml:space="preserve">. Esta é uma excelente prática de DDD, pois garante que o estado da entidade seja sempre consistente e válido após sua criação. No entanto, o </w:t>
+      </w:r>
+      <w:r>
+        <w:rPr>
+          <w:lang w:val="pt-BR"/>
+        </w:rPr>
+        <w:lastRenderedPageBreak/>
+        <w:t>método</w:t>
+      </w:r>
+      <w:r>
+        <w:rPr>
+          <w:lang w:val="pt-BR"/>
+        </w:rPr>
+        <w:t xml:space="preserve"> </w:t>
+      </w:r>
       <w:proofErr w:type="spellStart"/>
       <w:r>
         <w:rPr>
@@ -7848,14 +7953,13 @@
         </w:rPr>
         <w:t>A causa raiz é um erro de implementação no método</w:t>
       </w:r>
-    </w:p>
-    <w:p>
-      <w:pPr>
-        <w:pStyle w:val="BodyText"/>
-        <w:rPr>
-          <w:lang w:val="pt-BR"/>
-        </w:rPr>
-      </w:pPr>
+      <w:r>
+        <w:rPr>
+          <w:lang w:val="pt-BR"/>
+        </w:rPr>
+        <w:t xml:space="preserve"> </w:t>
+      </w:r>
+      <w:proofErr w:type="spellStart"/>
       <w:r>
         <w:rPr>
           <w:rStyle w:val="VerbatimChar"/>
@@ -7863,20 +7967,19 @@
         </w:rPr>
         <w:t>update_address</w:t>
       </w:r>
-      <w:r>
-        <w:rPr>
-          <w:lang w:val="pt-BR"/>
-        </w:rPr>
-        <w:t>9. O desenvolvedor escreveu o método como se a classe</w:t>
-      </w:r>
-    </w:p>
-    <w:p>
-      <w:pPr>
-        <w:pStyle w:val="BodyText"/>
-        <w:rPr>
-          <w:lang w:val="pt-BR"/>
-        </w:rPr>
-      </w:pPr>
+      <w:proofErr w:type="spellEnd"/>
+      <w:r>
+        <w:rPr>
+          <w:lang w:val="pt-BR"/>
+        </w:rPr>
+        <w:t>. O desenvolvedor escreveu o método como se a classe</w:t>
+      </w:r>
+      <w:r>
+        <w:rPr>
+          <w:lang w:val="pt-BR"/>
+        </w:rPr>
+        <w:t xml:space="preserve"> </w:t>
+      </w:r>
       <w:proofErr w:type="spellStart"/>
       <w:r>
         <w:rPr>
@@ -8219,9 +8322,6 @@
         </w:rPr>
         <w:t>src/dev_platform/domain/user/entities.py</w:t>
       </w:r>
-      <w:r>
-        <w:t xml:space="preserve"> 10</w:t>
-      </w:r>
     </w:p>
     <w:p>
       <w:pPr>
@@ -8240,6 +8340,11 @@
     <w:p>
       <w:pPr>
         <w:pStyle w:val="SourceCode"/>
+        <w:rPr>
+          <w:rFonts w:ascii="Consolas" w:hAnsi="Consolas"/>
+          <w:sz w:val="22"/>
+          <w:lang w:val="pt-BR"/>
+        </w:rPr>
       </w:pPr>
       <w:proofErr w:type="spellStart"/>
       <w:r>
@@ -8889,21 +8994,7 @@
           <w:rStyle w:val="NormalTok"/>
           <w:lang w:val="pt-BR"/>
         </w:rPr>
-        <w:t xml:space="preserve">) [cite: </w:t>
-      </w:r>
-      <w:r>
-        <w:rPr>
-          <w:rStyle w:val="DecValTok"/>
-          <w:lang w:val="pt-BR"/>
-        </w:rPr>
-        <w:t>72</w:t>
-      </w:r>
-      <w:r>
-        <w:rPr>
-          <w:rStyle w:val="NormalTok"/>
-          <w:lang w:val="pt-BR"/>
-        </w:rPr>
-        <w:t>]</w:t>
+        <w:t>)</w:t>
       </w:r>
       <w:r>
         <w:rPr>
@@ -10413,7 +10504,21 @@
         <w:rPr>
           <w:rStyle w:val="NormalTok"/>
         </w:rPr>
-        <w:t xml:space="preserve"> new_city:</w:t>
+        <w:t xml:space="preserve"> </w:t>
+      </w:r>
+      <w:proofErr w:type="spellStart"/>
+      <w:r>
+        <w:rPr>
+          <w:rStyle w:val="NormalTok"/>
+        </w:rPr>
+        <w:t>new_city</w:t>
+      </w:r>
+      <w:proofErr w:type="spellEnd"/>
+      <w:r>
+        <w:rPr>
+          <w:rStyle w:val="NormalTok"/>
+        </w:rPr>
+        <w:t>:</w:t>
       </w:r>
       <w:r>
         <w:br/>
@@ -11546,7 +11651,23 @@
       </w:r>
       <w:proofErr w:type="spellEnd"/>
       <w:r>
-        <w:t xml:space="preserve"> método se tornaria:</w:t>
+        <w:t xml:space="preserve"> </w:t>
+      </w:r>
+      <w:proofErr w:type="spellStart"/>
+      <w:r>
+        <w:t>método</w:t>
+      </w:r>
+      <w:proofErr w:type="spellEnd"/>
+      <w:r>
+        <w:t xml:space="preserve"> se </w:t>
+      </w:r>
+      <w:proofErr w:type="spellStart"/>
+      <w:r>
+        <w:t>tornaria</w:t>
+      </w:r>
+      <w:proofErr w:type="spellEnd"/>
+      <w:r>
+        <w:t>:</w:t>
       </w:r>
     </w:p>
     <w:p>
